--- a/dist/exports/kcet-ellipse_revision_notes.docx
+++ b/dist/exports/kcet-ellipse_revision_notes.docx
@@ -189,7 +189,7 @@
                 <w:color w:val="2D3748"/>
                 <w:sz w:val="19"/>
               </w:rPr>
-              <w:t>Kcet Ellipse - Core Application</w:t>
+              <w:t>Eccentricity, Foci &amp; Tangents of Ellipse</w:t>
             </w:r>
           </w:p>
         </w:tc>
@@ -209,7 +209,7 @@
               <w:rPr>
                 <w:sz w:val="19"/>
               </w:rPr>
-              <w:t>4 PYQs</w:t>
+              <w:t>3 PYQs</w:t>
             </w:r>
           </w:p>
         </w:tc>
@@ -230,7 +230,94 @@
                 <w:color w:val="718096"/>
                 <w:sz w:val="19"/>
               </w:rPr>
-              <w:t>General Concept</w:t>
+              <w:t>Ellipse</w:t>
+            </w:r>
+          </w:p>
+        </w:tc>
+      </w:tr>
+      <w:tr>
+        <w:tc>
+          <w:tcPr>
+            <w:tcW w:type="dxa" w:w="2160"/>
+            <w:shd w:fill="FFFFFF"/>
+            <w:tcMar>
+              <w:top w:w="80" w:type="dxa"/>
+              <w:bottom w:w="80" w:type="dxa"/>
+              <w:left w:w="150" w:type="dxa"/>
+              <w:right w:w="150" w:type="dxa"/>
+            </w:tcMar>
+          </w:tcPr>
+          <w:p>
+            <w:r>
+              <w:rPr>
+                <w:b/>
+                <w:color w:val="718096"/>
+                <w:sz w:val="19"/>
+              </w:rPr>
+              <w:t>Standard</w:t>
+            </w:r>
+          </w:p>
+        </w:tc>
+        <w:tc>
+          <w:tcPr>
+            <w:tcW w:type="dxa" w:w="4320"/>
+            <w:shd w:fill="FFFFFF"/>
+            <w:tcMar>
+              <w:top w:w="80" w:type="dxa"/>
+              <w:bottom w:w="80" w:type="dxa"/>
+              <w:left w:w="150" w:type="dxa"/>
+              <w:right w:w="150" w:type="dxa"/>
+            </w:tcMar>
+          </w:tcPr>
+          <w:p>
+            <w:r>
+              <w:rPr>
+                <w:b/>
+                <w:color w:val="2D3748"/>
+                <w:sz w:val="19"/>
+              </w:rPr>
+              <w:t>Focal Properties &amp; Auxiliary Circle</w:t>
+            </w:r>
+          </w:p>
+        </w:tc>
+        <w:tc>
+          <w:tcPr>
+            <w:tcW w:type="dxa" w:w="1728"/>
+            <w:shd w:fill="FFFFFF"/>
+            <w:tcMar>
+              <w:top w:w="80" w:type="dxa"/>
+              <w:bottom w:w="80" w:type="dxa"/>
+              <w:left w:w="150" w:type="dxa"/>
+              <w:right w:w="150" w:type="dxa"/>
+            </w:tcMar>
+          </w:tcPr>
+          <w:p>
+            <w:r>
+              <w:rPr>
+                <w:sz w:val="19"/>
+              </w:rPr>
+              <w:t>1 PYQs</w:t>
+            </w:r>
+          </w:p>
+        </w:tc>
+        <w:tc>
+          <w:tcPr>
+            <w:tcW w:type="dxa" w:w="1872"/>
+            <w:shd w:fill="FFFFFF"/>
+            <w:tcMar>
+              <w:top w:w="80" w:type="dxa"/>
+              <w:bottom w:w="80" w:type="dxa"/>
+              <w:left w:w="150" w:type="dxa"/>
+              <w:right w:w="150" w:type="dxa"/>
+            </w:tcMar>
+          </w:tcPr>
+          <w:p>
+            <w:r>
+              <w:rPr>
+                <w:color w:val="718096"/>
+                <w:sz w:val="19"/>
+              </w:rPr>
+              <w:t>Focal Geometry</w:t>
             </w:r>
           </w:p>
         </w:tc>
@@ -311,6 +398,98 @@
           </w:p>
         </w:tc>
       </w:tr>
+      <w:tr>
+        <w:tc>
+          <w:tcPr>
+            <w:tcW w:type="dxa" w:w="3600"/>
+            <w:shd w:fill="F7FAFC"/>
+            <w:tcMar>
+              <w:top w:w="100" w:type="dxa"/>
+              <w:bottom w:w="100" w:type="dxa"/>
+              <w:left w:w="150" w:type="dxa"/>
+              <w:right w:w="150" w:type="dxa"/>
+            </w:tcMar>
+          </w:tcPr>
+          <w:p>
+            <w:r>
+              <w:rPr>
+                <w:b/>
+                <w:color w:val="1A365D"/>
+                <w:sz w:val="19"/>
+              </w:rPr>
+              <w:t>Eccentricity, Foci &amp; Tangents of Ellipse</w:t>
+            </w:r>
+          </w:p>
+        </w:tc>
+        <w:tc>
+          <w:tcPr>
+            <w:tcW w:type="dxa" w:w="6480"/>
+            <w:shd w:fill="F7FAFC"/>
+            <w:tcMar>
+              <w:top w:w="100" w:type="dxa"/>
+              <w:bottom w:w="100" w:type="dxa"/>
+              <w:left w:w="150" w:type="dxa"/>
+              <w:right w:w="150" w:type="dxa"/>
+            </w:tcMar>
+          </w:tcPr>
+          <w:p>
+            <w:r>
+              <w:rPr>
+                <w:rFonts w:ascii="Cambria Math" w:hAnsi="Cambria Math"/>
+                <w:color w:val="2D3748"/>
+                <w:sz w:val="19"/>
+              </w:rPr>
+              <w:t>e = \sqrt{1 - \frac{b^2}{a^2}}, \quad \text{Foci: } (\pm ae, 0), \quad \text{LR} = \frac{2b^2}{a}, \quad \text{Tangent: } y = mx \pm \sqrt{a^2 m^2 + b^2}, \quad \text{Director: } x^2 + y^2 = a^2 + b^2</w:t>
+            </w:r>
+          </w:p>
+        </w:tc>
+      </w:tr>
+      <w:tr>
+        <w:tc>
+          <w:tcPr>
+            <w:tcW w:type="dxa" w:w="3600"/>
+            <w:shd w:fill="FFFFFF"/>
+            <w:tcMar>
+              <w:top w:w="100" w:type="dxa"/>
+              <w:bottom w:w="100" w:type="dxa"/>
+              <w:left w:w="150" w:type="dxa"/>
+              <w:right w:w="150" w:type="dxa"/>
+            </w:tcMar>
+          </w:tcPr>
+          <w:p>
+            <w:r>
+              <w:rPr>
+                <w:b/>
+                <w:color w:val="1A365D"/>
+                <w:sz w:val="19"/>
+              </w:rPr>
+              <w:t>Focal Properties &amp; Auxiliary Circle</w:t>
+            </w:r>
+          </w:p>
+        </w:tc>
+        <w:tc>
+          <w:tcPr>
+            <w:tcW w:type="dxa" w:w="6480"/>
+            <w:shd w:fill="FFFFFF"/>
+            <w:tcMar>
+              <w:top w:w="100" w:type="dxa"/>
+              <w:bottom w:w="100" w:type="dxa"/>
+              <w:left w:w="150" w:type="dxa"/>
+              <w:right w:w="150" w:type="dxa"/>
+            </w:tcMar>
+          </w:tcPr>
+          <w:p>
+            <w:r>
+              <w:rPr>
+                <w:rFonts w:ascii="Cambria Math" w:hAnsi="Cambria Math"/>
+                <w:color w:val="2D3748"/>
+                <w:sz w:val="19"/>
+              </w:rPr>
+              <w:t>SP + S'P = 2a = \text{Major Axis}, \quad \text{Auxiliary Circle: } x^2 + y^2 = a^2, \quad \text{Parametric: } (a\cos\theta, b\sin\theta)</w:t>
+            </w:r>
+          </w:p>
+        </w:tc>
+      </w:tr>
     </w:tbl>
     <w:p>
       <w:pPr>
@@ -338,7 +517,7 @@
           <w:color w:val="2B6CB0"/>
           <w:sz w:val="24"/>
         </w:rPr>
-        <w:t>3.1 Kcet Ellipse - Core Application (Moderate Yield — 4 PYQs)</w:t>
+        <w:t>3.1 Eccentricity, Foci &amp; Tangents of Ellipse (Moderate Yield — 3 PYQs)</w:t>
       </w:r>
     </w:p>
     <w:p>
@@ -353,7 +532,7 @@
         <w:rPr>
           <w:sz w:val="20"/>
         </w:rPr>
-        <w:t>Key problem pattern in Kcet Ellipse.</w:t>
+        <w:t>Standard ellipse equation, focal distance sum property SP + S'P = 2a, eccentricity e &lt; 1, and director circle.</w:t>
       </w:r>
     </w:p>
     <w:tbl>
@@ -391,7 +570,7 @@
                 <w:color w:val="2D3748"/>
                 <w:sz w:val="19"/>
               </w:rPr>
-              <w:t>Watch for algebraic and sign errors.</w:t>
+              <w:t>If b &gt; a (vertical ellipse), major axis is along y-axis and e = √(1 - a^2/b^2) with foci at (0, ± be).</w:t>
             </w:r>
           </w:p>
         </w:tc>
@@ -432,7 +611,7 @@
                 <w:color w:val="2D3748"/>
                 <w:sz w:val="19"/>
               </w:rPr>
-              <w:t>Verify dimensions and boundary conditions.</w:t>
+              <w:t>Product of perpendiculars from the two foci onto any tangent to the ellipse is always constant and equal to b^2.</w:t>
             </w:r>
           </w:p>
         </w:tc>
@@ -449,33 +628,6 @@
           <w:sz w:val="19"/>
         </w:rPr>
         <w:t>Source PYQs testing this concept:</w:t>
-      </w:r>
-    </w:p>
-    <w:p>
-      <w:pPr>
-        <w:pStyle w:val="ListBullet"/>
-        <w:spacing w:after="40"/>
-      </w:pPr>
-      <w:r>
-        <w:rPr>
-          <w:b/>
-          <w:sz w:val="18"/>
-        </w:rPr>
-        <w:t xml:space="preserve">[2025 Shift] Q#1 (MCQ): </w:t>
-      </w:r>
-      <w:r>
-        <w:rPr>
-          <w:sz w:val="18"/>
-        </w:rPr>
-        <w:t xml:space="preserve">"The length of the latus rectum of x^2+3y^2=12 is..."  </w:t>
-      </w:r>
-      <w:r>
-        <w:rPr>
-          <w:b/>
-          <w:color w:val="2B6CB0"/>
-          <w:sz w:val="18"/>
-        </w:rPr>
-        <w:t>[Ans: N/A]</w:t>
       </w:r>
     </w:p>
     <w:p>
@@ -522,6 +674,187 @@
           <w:sz w:val="18"/>
         </w:rPr>
         <w:t xml:space="preserve">"The eccentricity of the ellipse 9x^2+25y^2=225 is..."  </w:t>
+      </w:r>
+      <w:r>
+        <w:rPr>
+          <w:b/>
+          <w:color w:val="2B6CB0"/>
+          <w:sz w:val="18"/>
+        </w:rPr>
+        <w:t>[Ans: N/A]</w:t>
+      </w:r>
+    </w:p>
+    <w:p>
+      <w:pPr>
+        <w:pStyle w:val="ListBullet"/>
+        <w:spacing w:after="40"/>
+      </w:pPr>
+      <w:r>
+        <w:rPr>
+          <w:b/>
+          <w:sz w:val="18"/>
+        </w:rPr>
+        <w:t xml:space="preserve">[2017 Shift] Q#4 (MCQ): </w:t>
+      </w:r>
+      <w:r>
+        <w:rPr>
+          <w:sz w:val="18"/>
+        </w:rPr>
+        <w:t xml:space="preserve">"The eccentricity of the ellipse \fracx^236+\fracy^216=1 is..."  </w:t>
+      </w:r>
+      <w:r>
+        <w:rPr>
+          <w:b/>
+          <w:color w:val="2B6CB0"/>
+          <w:sz w:val="18"/>
+        </w:rPr>
+        <w:t>[Ans: N/A]</w:t>
+      </w:r>
+    </w:p>
+    <w:p>
+      <w:pPr>
+        <w:spacing w:after="120"/>
+      </w:pPr>
+    </w:p>
+    <w:p>
+      <w:pPr>
+        <w:pStyle w:val="Heading2"/>
+      </w:pPr>
+      <w:r>
+        <w:rPr>
+          <w:color w:val="2B6CB0"/>
+          <w:sz w:val="24"/>
+        </w:rPr>
+        <w:t>3.2 Focal Properties &amp; Auxiliary Circle (Standard Yield — 1 PYQs)</w:t>
+      </w:r>
+    </w:p>
+    <w:p>
+      <w:r>
+        <w:rPr>
+          <w:b/>
+          <w:sz w:val="20"/>
+        </w:rPr>
+        <w:t xml:space="preserve">Core Principle: </w:t>
+      </w:r>
+      <w:r>
+        <w:rPr>
+          <w:sz w:val="20"/>
+        </w:rPr>
+        <w:t>Focal radius property SP + S'P = 2a, auxiliary circle projections, and parametric coordinate representation.</w:t>
+      </w:r>
+    </w:p>
+    <w:tbl>
+      <w:tblPr>
+        <w:tblW w:type="auto" w:w="0"/>
+        <w:jc w:val="center"/>
+        <w:tblLook w:firstColumn="1" w:firstRow="1" w:lastColumn="0" w:lastRow="0" w:noHBand="0" w:noVBand="1" w:val="04A0"/>
+      </w:tblPr>
+      <w:tblGrid>
+        <w:gridCol w:w="10080"/>
+      </w:tblGrid>
+      <w:tr>
+        <w:tc>
+          <w:tcPr>
+            <w:tcW w:type="dxa" w:w="10080"/>
+            <w:shd w:fill="FFF5F5"/>
+            <w:tcMar>
+              <w:top w:w="100" w:type="dxa"/>
+              <w:bottom w:w="100" w:type="dxa"/>
+              <w:left w:w="150" w:type="dxa"/>
+              <w:right w:w="150" w:type="dxa"/>
+            </w:tcMar>
+          </w:tcPr>
+          <w:p>
+            <w:r>
+              <w:rPr>
+                <w:b/>
+                <w:color w:val="C53030"/>
+                <w:sz w:val="19"/>
+              </w:rPr>
+              <w:t xml:space="preserve">⚠️ Common Trap / JEE Pitfall: </w:t>
+            </w:r>
+            <w:r>
+              <w:rPr>
+                <w:color w:val="2D3748"/>
+                <w:sz w:val="19"/>
+              </w:rPr>
+              <w:t>In an ellipse, the eccentric angle heta is measured on the auxiliary circle, NOT from the center to the point on the ellipse.</w:t>
+            </w:r>
+          </w:p>
+        </w:tc>
+      </w:tr>
+    </w:tbl>
+    <w:tbl>
+      <w:tblPr>
+        <w:tblW w:type="auto" w:w="0"/>
+        <w:jc w:val="center"/>
+        <w:tblLook w:firstColumn="1" w:firstRow="1" w:lastColumn="0" w:lastRow="0" w:noHBand="0" w:noVBand="1" w:val="04A0"/>
+      </w:tblPr>
+      <w:tblGrid>
+        <w:gridCol w:w="10080"/>
+      </w:tblGrid>
+      <w:tr>
+        <w:tc>
+          <w:tcPr>
+            <w:tcW w:type="dxa" w:w="10080"/>
+            <w:shd w:fill="F0FFF4"/>
+            <w:tcMar>
+              <w:top w:w="100" w:type="dxa"/>
+              <w:bottom w:w="100" w:type="dxa"/>
+              <w:left w:w="150" w:type="dxa"/>
+              <w:right w:w="150" w:type="dxa"/>
+            </w:tcMar>
+          </w:tcPr>
+          <w:p>
+            <w:r>
+              <w:rPr>
+                <w:b/>
+                <w:color w:val="276749"/>
+                <w:sz w:val="19"/>
+              </w:rPr>
+              <w:t xml:space="preserve">💡 Speed Hack / Trick: </w:t>
+            </w:r>
+            <w:r>
+              <w:rPr>
+                <w:color w:val="2D3748"/>
+                <w:sz w:val="19"/>
+              </w:rPr>
+              <w:t>Maximum area of a rectangle inscribed in an ellipse racx^2a^2 + racy^2b^2 = 1 is 2ab.</w:t>
+            </w:r>
+          </w:p>
+        </w:tc>
+      </w:tr>
+    </w:tbl>
+    <w:p>
+      <w:pPr>
+        <w:spacing w:before="120" w:after="40"/>
+      </w:pPr>
+      <w:r>
+        <w:rPr>
+          <w:b/>
+          <w:color w:val="1A365D"/>
+          <w:sz w:val="19"/>
+        </w:rPr>
+        <w:t>Source PYQs testing this concept:</w:t>
+      </w:r>
+    </w:p>
+    <w:p>
+      <w:pPr>
+        <w:pStyle w:val="ListBullet"/>
+        <w:spacing w:after="40"/>
+      </w:pPr>
+      <w:r>
+        <w:rPr>
+          <w:b/>
+          <w:sz w:val="18"/>
+        </w:rPr>
+        <w:t xml:space="preserve">[2025 Shift] Q#1 (MCQ): </w:t>
+      </w:r>
+      <w:r>
+        <w:rPr>
+          <w:sz w:val="18"/>
+        </w:rPr>
+        <w:t xml:space="preserve">"The length of the latus rectum of x^2+3y^2=12 is..."  </w:t>
       </w:r>
       <w:r>
         <w:rPr>
@@ -660,6 +993,127 @@
               <w:t>Solution Analysis:</w:t>
               <w:br/>
               <w:t>\fracx^212+\fracy^24=1 L.R=\frac2b^2a=\frac⧸2 × 4⧸2√(3)=\frac4√(3)</w:t>
+            </w:r>
+          </w:p>
+        </w:tc>
+      </w:tr>
+    </w:tbl>
+    <w:p>
+      <w:pPr>
+        <w:spacing w:after="120"/>
+      </w:pPr>
+    </w:p>
+    <w:p>
+      <w:pPr>
+        <w:spacing w:before="160" w:after="40"/>
+      </w:pPr>
+      <w:r>
+        <w:rPr>
+          <w:b/>
+          <w:color w:val="1A365D"/>
+          <w:sz w:val="22"/>
+        </w:rPr>
+        <w:t>Benchmark Problem 2: KCET 2021 (Q#2)</w:t>
+      </w:r>
+    </w:p>
+    <w:p>
+      <w:pPr>
+        <w:spacing w:after="80"/>
+      </w:pPr>
+      <w:r>
+        <w:rPr>
+          <w:sz w:val="20"/>
+        </w:rPr>
+        <w:t>If the area of the ellipse is \fracx^225+\fracy^2λ^2=1 is 20π sq units, then λ is</w:t>
+      </w:r>
+    </w:p>
+    <w:p>
+      <w:pPr>
+        <w:pStyle w:val="ListBullet"/>
+        <w:spacing w:after="20"/>
+      </w:pPr>
+      <w:r>
+        <w:rPr>
+          <w:sz w:val="19"/>
+        </w:rPr>
+        <w:t>(A) ± 4</w:t>
+      </w:r>
+    </w:p>
+    <w:p>
+      <w:pPr>
+        <w:pStyle w:val="ListBullet"/>
+        <w:spacing w:after="20"/>
+      </w:pPr>
+      <w:r>
+        <w:rPr>
+          <w:sz w:val="19"/>
+        </w:rPr>
+        <w:t>(B) ± 3</w:t>
+      </w:r>
+    </w:p>
+    <w:p>
+      <w:pPr>
+        <w:pStyle w:val="ListBullet"/>
+        <w:spacing w:after="20"/>
+      </w:pPr>
+      <w:r>
+        <w:rPr>
+          <w:sz w:val="19"/>
+        </w:rPr>
+        <w:t>(C) ± 2</w:t>
+      </w:r>
+    </w:p>
+    <w:p>
+      <w:pPr>
+        <w:pStyle w:val="ListBullet"/>
+        <w:spacing w:after="20"/>
+      </w:pPr>
+      <w:r>
+        <w:rPr>
+          <w:sz w:val="19"/>
+        </w:rPr>
+        <w:t>(D) ± 1</w:t>
+      </w:r>
+    </w:p>
+    <w:tbl>
+      <w:tblPr>
+        <w:tblW w:type="auto" w:w="0"/>
+        <w:jc w:val="center"/>
+        <w:tblLook w:firstColumn="1" w:firstRow="1" w:lastColumn="0" w:lastRow="0" w:noHBand="0" w:noVBand="1" w:val="04A0"/>
+      </w:tblPr>
+      <w:tblGrid>
+        <w:gridCol w:w="10080"/>
+      </w:tblGrid>
+      <w:tr>
+        <w:tc>
+          <w:tcPr>
+            <w:tcW w:type="dxa" w:w="10080"/>
+            <w:shd w:fill="F7FAFC"/>
+            <w:tcMar>
+              <w:top w:w="100" w:type="dxa"/>
+              <w:bottom w:w="100" w:type="dxa"/>
+              <w:left w:w="150" w:type="dxa"/>
+              <w:right w:w="150" w:type="dxa"/>
+            </w:tcMar>
+          </w:tcPr>
+          <w:p>
+            <w:r>
+              <w:rPr>
+                <w:b/>
+                <w:color w:val="1A365D"/>
+                <w:sz w:val="19"/>
+              </w:rPr>
+              <w:t>Correct Answer: None</w:t>
+              <w:br/>
+            </w:r>
+            <w:r>
+              <w:rPr>
+                <w:color w:val="2D3748"/>
+                <w:sz w:val="18"/>
+              </w:rPr>
+              <w:t>Solution Analysis:</w:t>
+              <w:br/>
+              <w:t>Area of the ellipse \fracx^2a^2+\fracy^2b^2=1 isπ|ab| a^2=25,b^2=λ^2 Area of the ellipse \fracx^225+\fracb^2λ^2=1 is π × 5 × |λ| . ⇒ 20π =5π|λ| ⇒ |λ| =4 ⇒ λ = ± 4</w:t>
             </w:r>
           </w:p>
         </w:tc>

--- a/dist/exports/kcet-ellipse_revision_notes.docx
+++ b/dist/exports/kcet-ellipse_revision_notes.docx
@@ -13,7 +13,7 @@
           <w:color w:val="1A365D"/>
           <w:sz w:val="44"/>
         </w:rPr>
-        <w:t>JEE MAIN REVISION MASTER: ELLIPSE 2026 0 QUESTIONS 0% WEIGHTAGE ↓100%</w:t>
+        <w:t>JEE MAIN REVISION MASTER: ELLIPSE</w:t>
       </w:r>
     </w:p>
     <w:p>
@@ -209,7 +209,7 @@
               <w:rPr>
                 <w:sz w:val="19"/>
               </w:rPr>
-              <w:t>3 PYQs</w:t>
+              <w:t>4 PYQs</w:t>
             </w:r>
           </w:p>
         </w:tc>
@@ -296,7 +296,7 @@
               <w:rPr>
                 <w:sz w:val="19"/>
               </w:rPr>
-              <w:t>1 PYQs</w:t>
+              <w:t>0 PYQs</w:t>
             </w:r>
           </w:p>
         </w:tc>
@@ -517,7 +517,7 @@
           <w:color w:val="2B6CB0"/>
           <w:sz w:val="24"/>
         </w:rPr>
-        <w:t>3.1 Eccentricity, Foci &amp; Tangents of Ellipse (Moderate Yield — 3 PYQs)</w:t>
+        <w:t>3.1 Eccentricity, Foci &amp; Tangents of Ellipse (Moderate Yield — 4 PYQs)</w:t>
       </w:r>
     </w:p>
     <w:p>
@@ -640,6 +640,33 @@
           <w:b/>
           <w:sz w:val="18"/>
         </w:rPr>
+        <w:t xml:space="preserve">[2025 Shift] Q#1 (MCQ): </w:t>
+      </w:r>
+      <w:r>
+        <w:rPr>
+          <w:sz w:val="18"/>
+        </w:rPr>
+        <w:t xml:space="preserve">"The length of the latus rectum of x^2+3y^2=12 is..."  </w:t>
+      </w:r>
+      <w:r>
+        <w:rPr>
+          <w:b/>
+          <w:color w:val="2B6CB0"/>
+          <w:sz w:val="18"/>
+        </w:rPr>
+        <w:t>[Ans: N/A]</w:t>
+      </w:r>
+    </w:p>
+    <w:p>
+      <w:pPr>
+        <w:pStyle w:val="ListBullet"/>
+        <w:spacing w:after="40"/>
+      </w:pPr>
+      <w:r>
+        <w:rPr>
+          <w:b/>
+          <w:sz w:val="18"/>
+        </w:rPr>
         <w:t xml:space="preserve">[2021 Shift] Q#2 (MCQ): </w:t>
       </w:r>
       <w:r>
@@ -686,33 +713,6 @@
     </w:p>
     <w:p>
       <w:pPr>
-        <w:pStyle w:val="ListBullet"/>
-        <w:spacing w:after="40"/>
-      </w:pPr>
-      <w:r>
-        <w:rPr>
-          <w:b/>
-          <w:sz w:val="18"/>
-        </w:rPr>
-        <w:t xml:space="preserve">[2017 Shift] Q#4 (MCQ): </w:t>
-      </w:r>
-      <w:r>
-        <w:rPr>
-          <w:sz w:val="18"/>
-        </w:rPr>
-        <w:t xml:space="preserve">"The eccentricity of the ellipse \fracx^236+\fracy^216=1 is..."  </w:t>
-      </w:r>
-      <w:r>
-        <w:rPr>
-          <w:b/>
-          <w:color w:val="2B6CB0"/>
-          <w:sz w:val="18"/>
-        </w:rPr>
-        <w:t>[Ans: N/A]</w:t>
-      </w:r>
-    </w:p>
-    <w:p>
-      <w:pPr>
         <w:spacing w:after="120"/>
       </w:pPr>
     </w:p>
@@ -725,7 +725,7 @@
           <w:color w:val="2B6CB0"/>
           <w:sz w:val="24"/>
         </w:rPr>
-        <w:t>3.2 Focal Properties &amp; Auxiliary Circle (Standard Yield — 1 PYQs)</w:t>
+        <w:t>3.2 Focal Properties &amp; Auxiliary Circle (Standard Yield — 0 PYQs)</w:t>
       </w:r>
     </w:p>
     <w:p>
@@ -867,6 +867,33 @@
     </w:p>
     <w:p>
       <w:pPr>
+        <w:pStyle w:val="ListBullet"/>
+        <w:spacing w:after="40"/>
+      </w:pPr>
+      <w:r>
+        <w:rPr>
+          <w:b/>
+          <w:sz w:val="18"/>
+        </w:rPr>
+        <w:t xml:space="preserve">[2021 Shift] Q#2 (MCQ): </w:t>
+      </w:r>
+      <w:r>
+        <w:rPr>
+          <w:sz w:val="18"/>
+        </w:rPr>
+        <w:t xml:space="preserve">"If the area of the ellipse is \fracx^225+\fracy^2λ^2=1 is 20π sq units, then λ is..."  </w:t>
+      </w:r>
+      <w:r>
+        <w:rPr>
+          <w:b/>
+          <w:color w:val="2B6CB0"/>
+          <w:sz w:val="18"/>
+        </w:rPr>
+        <w:t>[Ans: N/A]</w:t>
+      </w:r>
+    </w:p>
+    <w:p>
+      <w:pPr>
         <w:spacing w:after="120"/>
       </w:pPr>
     </w:p>
@@ -993,127 +1020,6 @@
               <w:t>Solution Analysis:</w:t>
               <w:br/>
               <w:t>\fracx^212+\fracy^24=1 L.R=\frac2b^2a=\frac⧸2 × 4⧸2√(3)=\frac4√(3)</w:t>
-            </w:r>
-          </w:p>
-        </w:tc>
-      </w:tr>
-    </w:tbl>
-    <w:p>
-      <w:pPr>
-        <w:spacing w:after="120"/>
-      </w:pPr>
-    </w:p>
-    <w:p>
-      <w:pPr>
-        <w:spacing w:before="160" w:after="40"/>
-      </w:pPr>
-      <w:r>
-        <w:rPr>
-          <w:b/>
-          <w:color w:val="1A365D"/>
-          <w:sz w:val="22"/>
-        </w:rPr>
-        <w:t>Benchmark Problem 2: KCET 2021 (Q#2)</w:t>
-      </w:r>
-    </w:p>
-    <w:p>
-      <w:pPr>
-        <w:spacing w:after="80"/>
-      </w:pPr>
-      <w:r>
-        <w:rPr>
-          <w:sz w:val="20"/>
-        </w:rPr>
-        <w:t>If the area of the ellipse is \fracx^225+\fracy^2λ^2=1 is 20π sq units, then λ is</w:t>
-      </w:r>
-    </w:p>
-    <w:p>
-      <w:pPr>
-        <w:pStyle w:val="ListBullet"/>
-        <w:spacing w:after="20"/>
-      </w:pPr>
-      <w:r>
-        <w:rPr>
-          <w:sz w:val="19"/>
-        </w:rPr>
-        <w:t>(A) ± 4</w:t>
-      </w:r>
-    </w:p>
-    <w:p>
-      <w:pPr>
-        <w:pStyle w:val="ListBullet"/>
-        <w:spacing w:after="20"/>
-      </w:pPr>
-      <w:r>
-        <w:rPr>
-          <w:sz w:val="19"/>
-        </w:rPr>
-        <w:t>(B) ± 3</w:t>
-      </w:r>
-    </w:p>
-    <w:p>
-      <w:pPr>
-        <w:pStyle w:val="ListBullet"/>
-        <w:spacing w:after="20"/>
-      </w:pPr>
-      <w:r>
-        <w:rPr>
-          <w:sz w:val="19"/>
-        </w:rPr>
-        <w:t>(C) ± 2</w:t>
-      </w:r>
-    </w:p>
-    <w:p>
-      <w:pPr>
-        <w:pStyle w:val="ListBullet"/>
-        <w:spacing w:after="20"/>
-      </w:pPr>
-      <w:r>
-        <w:rPr>
-          <w:sz w:val="19"/>
-        </w:rPr>
-        <w:t>(D) ± 1</w:t>
-      </w:r>
-    </w:p>
-    <w:tbl>
-      <w:tblPr>
-        <w:tblW w:type="auto" w:w="0"/>
-        <w:jc w:val="center"/>
-        <w:tblLook w:firstColumn="1" w:firstRow="1" w:lastColumn="0" w:lastRow="0" w:noHBand="0" w:noVBand="1" w:val="04A0"/>
-      </w:tblPr>
-      <w:tblGrid>
-        <w:gridCol w:w="10080"/>
-      </w:tblGrid>
-      <w:tr>
-        <w:tc>
-          <w:tcPr>
-            <w:tcW w:type="dxa" w:w="10080"/>
-            <w:shd w:fill="F7FAFC"/>
-            <w:tcMar>
-              <w:top w:w="100" w:type="dxa"/>
-              <w:bottom w:w="100" w:type="dxa"/>
-              <w:left w:w="150" w:type="dxa"/>
-              <w:right w:w="150" w:type="dxa"/>
-            </w:tcMar>
-          </w:tcPr>
-          <w:p>
-            <w:r>
-              <w:rPr>
-                <w:b/>
-                <w:color w:val="1A365D"/>
-                <w:sz w:val="19"/>
-              </w:rPr>
-              <w:t>Correct Answer: None</w:t>
-              <w:br/>
-            </w:r>
-            <w:r>
-              <w:rPr>
-                <w:color w:val="2D3748"/>
-                <w:sz w:val="18"/>
-              </w:rPr>
-              <w:t>Solution Analysis:</w:t>
-              <w:br/>
-              <w:t>Area of the ellipse \fracx^2a^2+\fracy^2b^2=1 isπ|ab| a^2=25,b^2=λ^2 Area of the ellipse \fracx^225+\fracb^2λ^2=1 is π × 5 × |λ| . ⇒ 20π =5π|λ| ⇒ |λ| =4 ⇒ λ = ± 4</w:t>
             </w:r>
           </w:p>
         </w:tc>

--- a/dist/exports/kcet-ellipse_revision_notes.docx
+++ b/dist/exports/kcet-ellipse_revision_notes.docx
@@ -189,7 +189,7 @@
                 <w:color w:val="2D3748"/>
                 <w:sz w:val="19"/>
               </w:rPr>
-              <w:t>Eccentricity, Foci &amp; Tangents of Ellipse</w:t>
+              <w:t>Ellipse: Eccentricity, Foci &amp; Standard Properties</w:t>
             </w:r>
           </w:p>
         </w:tc>
@@ -230,94 +230,7 @@
                 <w:color w:val="718096"/>
                 <w:sz w:val="19"/>
               </w:rPr>
-              <w:t>Ellipse</w:t>
-            </w:r>
-          </w:p>
-        </w:tc>
-      </w:tr>
-      <w:tr>
-        <w:tc>
-          <w:tcPr>
-            <w:tcW w:type="dxa" w:w="2160"/>
-            <w:shd w:fill="FFFFFF"/>
-            <w:tcMar>
-              <w:top w:w="80" w:type="dxa"/>
-              <w:bottom w:w="80" w:type="dxa"/>
-              <w:left w:w="150" w:type="dxa"/>
-              <w:right w:w="150" w:type="dxa"/>
-            </w:tcMar>
-          </w:tcPr>
-          <w:p>
-            <w:r>
-              <w:rPr>
-                <w:b/>
-                <w:color w:val="718096"/>
-                <w:sz w:val="19"/>
-              </w:rPr>
-              <w:t>Standard</w:t>
-            </w:r>
-          </w:p>
-        </w:tc>
-        <w:tc>
-          <w:tcPr>
-            <w:tcW w:type="dxa" w:w="4320"/>
-            <w:shd w:fill="FFFFFF"/>
-            <w:tcMar>
-              <w:top w:w="80" w:type="dxa"/>
-              <w:bottom w:w="80" w:type="dxa"/>
-              <w:left w:w="150" w:type="dxa"/>
-              <w:right w:w="150" w:type="dxa"/>
-            </w:tcMar>
-          </w:tcPr>
-          <w:p>
-            <w:r>
-              <w:rPr>
-                <w:b/>
-                <w:color w:val="2D3748"/>
-                <w:sz w:val="19"/>
-              </w:rPr>
-              <w:t>Focal Properties &amp; Auxiliary Circle</w:t>
-            </w:r>
-          </w:p>
-        </w:tc>
-        <w:tc>
-          <w:tcPr>
-            <w:tcW w:type="dxa" w:w="1728"/>
-            <w:shd w:fill="FFFFFF"/>
-            <w:tcMar>
-              <w:top w:w="80" w:type="dxa"/>
-              <w:bottom w:w="80" w:type="dxa"/>
-              <w:left w:w="150" w:type="dxa"/>
-              <w:right w:w="150" w:type="dxa"/>
-            </w:tcMar>
-          </w:tcPr>
-          <w:p>
-            <w:r>
-              <w:rPr>
-                <w:sz w:val="19"/>
-              </w:rPr>
-              <w:t>0 PYQs</w:t>
-            </w:r>
-          </w:p>
-        </w:tc>
-        <w:tc>
-          <w:tcPr>
-            <w:tcW w:type="dxa" w:w="1872"/>
-            <w:shd w:fill="FFFFFF"/>
-            <w:tcMar>
-              <w:top w:w="80" w:type="dxa"/>
-              <w:bottom w:w="80" w:type="dxa"/>
-              <w:left w:w="150" w:type="dxa"/>
-              <w:right w:w="150" w:type="dxa"/>
-            </w:tcMar>
-          </w:tcPr>
-          <w:p>
-            <w:r>
-              <w:rPr>
-                <w:color w:val="718096"/>
-                <w:sz w:val="19"/>
-              </w:rPr>
-              <w:t>Focal Geometry</w:t>
+              <w:t>Conics</w:t>
             </w:r>
           </w:p>
         </w:tc>
@@ -417,7 +330,7 @@
                 <w:color w:val="1A365D"/>
                 <w:sz w:val="19"/>
               </w:rPr>
-              <w:t>Eccentricity, Foci &amp; Tangents of Ellipse</w:t>
+              <w:t>Ellipse: Eccentricity, Foci &amp; Standard Properties</w:t>
             </w:r>
           </w:p>
         </w:tc>
@@ -439,53 +352,7 @@
                 <w:color w:val="2D3748"/>
                 <w:sz w:val="19"/>
               </w:rPr>
-              <w:t>e = \sqrt{1 - \frac{b^2}{a^2}}, \quad \text{Foci: } (\pm ae, 0), \quad \text{LR} = \frac{2b^2}{a}, \quad \text{Tangent: } y = mx \pm \sqrt{a^2 m^2 + b^2}, \quad \text{Director: } x^2 + y^2 = a^2 + b^2</w:t>
-            </w:r>
-          </w:p>
-        </w:tc>
-      </w:tr>
-      <w:tr>
-        <w:tc>
-          <w:tcPr>
-            <w:tcW w:type="dxa" w:w="3600"/>
-            <w:shd w:fill="FFFFFF"/>
-            <w:tcMar>
-              <w:top w:w="100" w:type="dxa"/>
-              <w:bottom w:w="100" w:type="dxa"/>
-              <w:left w:w="150" w:type="dxa"/>
-              <w:right w:w="150" w:type="dxa"/>
-            </w:tcMar>
-          </w:tcPr>
-          <w:p>
-            <w:r>
-              <w:rPr>
-                <w:b/>
-                <w:color w:val="1A365D"/>
-                <w:sz w:val="19"/>
-              </w:rPr>
-              <w:t>Focal Properties &amp; Auxiliary Circle</w:t>
-            </w:r>
-          </w:p>
-        </w:tc>
-        <w:tc>
-          <w:tcPr>
-            <w:tcW w:type="dxa" w:w="6480"/>
-            <w:shd w:fill="FFFFFF"/>
-            <w:tcMar>
-              <w:top w:w="100" w:type="dxa"/>
-              <w:bottom w:w="100" w:type="dxa"/>
-              <w:left w:w="150" w:type="dxa"/>
-              <w:right w:w="150" w:type="dxa"/>
-            </w:tcMar>
-          </w:tcPr>
-          <w:p>
-            <w:r>
-              <w:rPr>
-                <w:rFonts w:ascii="Cambria Math" w:hAnsi="Cambria Math"/>
-                <w:color w:val="2D3748"/>
-                <w:sz w:val="19"/>
-              </w:rPr>
-              <w:t>SP + S'P = 2a = \text{Major Axis}, \quad \text{Auxiliary Circle: } x^2 + y^2 = a^2, \quad \text{Parametric: } (a\cos\theta, b\sin\theta)</w:t>
+              <w:t>e = \sqrt{1 - \frac{b^2}{a^2}}, \quad \text{Foci: } (\pm ae, 0), \quad \text{Latus Rectum} = \frac{2b^2}{a}, \quad SP + S'P = 2a</w:t>
             </w:r>
           </w:p>
         </w:tc>
@@ -517,7 +384,7 @@
           <w:color w:val="2B6CB0"/>
           <w:sz w:val="24"/>
         </w:rPr>
-        <w:t>3.1 Eccentricity, Foci &amp; Tangents of Ellipse (Moderate Yield — 4 PYQs)</w:t>
+        <w:t>3.1 Ellipse: Eccentricity, Foci &amp; Standard Properties (Moderate Yield — 4 PYQs)</w:t>
       </w:r>
     </w:p>
     <w:p>
@@ -532,7 +399,7 @@
         <w:rPr>
           <w:sz w:val="20"/>
         </w:rPr>
-        <w:t>Standard ellipse equation, focal distance sum property SP + S'P = 2a, eccentricity e &lt; 1, and director circle.</w:t>
+        <w:t>Standard ellipse (x^2 / a^2) + (y^2 / b^2) = 1 (a &gt; b): Eccentricity e = √(1 - b^2/a^2) &lt; 1. Foci (± ae, 0), Directrices x = ± a/e, Length of major axis = 2a, minor axis = 2b, Length of latus rectum = (2b^2 / a). Sum of focal distances of any point is constant: SP + S'P = 2a.</w:t>
       </w:r>
     </w:p>
     <w:tbl>
@@ -570,7 +437,7 @@
                 <w:color w:val="2D3748"/>
                 <w:sz w:val="19"/>
               </w:rPr>
-              <w:t>If b &gt; a (vertical ellipse), major axis is along y-axis and e = √(1 - a^2/b^2) with foci at (0, ± be).</w:t>
+              <w:t>If b &gt; a (vertical ellipse), major axis is along y-axis: e = √(1 - a^2/b^2) and foci are (0, ± be)!</w:t>
             </w:r>
           </w:p>
         </w:tc>
@@ -611,7 +478,7 @@
                 <w:color w:val="2D3748"/>
                 <w:sz w:val="19"/>
               </w:rPr>
-              <w:t>Product of perpendiculars from the two foci onto any tangent to the ellipse is always constant and equal to b^2.</w:t>
+              <w:t>Distance between foci = 2ae; Distance between directrices = 2a/e.</w:t>
             </w:r>
           </w:p>
         </w:tc>
@@ -701,187 +568,6 @@
           <w:sz w:val="18"/>
         </w:rPr>
         <w:t xml:space="preserve">"The eccentricity of the ellipse 9x^2+25y^2=225 is..."  </w:t>
-      </w:r>
-      <w:r>
-        <w:rPr>
-          <w:b/>
-          <w:color w:val="2B6CB0"/>
-          <w:sz w:val="18"/>
-        </w:rPr>
-        <w:t>[Ans: N/A]</w:t>
-      </w:r>
-    </w:p>
-    <w:p>
-      <w:pPr>
-        <w:spacing w:after="120"/>
-      </w:pPr>
-    </w:p>
-    <w:p>
-      <w:pPr>
-        <w:pStyle w:val="Heading2"/>
-      </w:pPr>
-      <w:r>
-        <w:rPr>
-          <w:color w:val="2B6CB0"/>
-          <w:sz w:val="24"/>
-        </w:rPr>
-        <w:t>3.2 Focal Properties &amp; Auxiliary Circle (Standard Yield — 0 PYQs)</w:t>
-      </w:r>
-    </w:p>
-    <w:p>
-      <w:r>
-        <w:rPr>
-          <w:b/>
-          <w:sz w:val="20"/>
-        </w:rPr>
-        <w:t xml:space="preserve">Core Principle: </w:t>
-      </w:r>
-      <w:r>
-        <w:rPr>
-          <w:sz w:val="20"/>
-        </w:rPr>
-        <w:t>Focal radius property SP + S'P = 2a, auxiliary circle projections, and parametric coordinate representation.</w:t>
-      </w:r>
-    </w:p>
-    <w:tbl>
-      <w:tblPr>
-        <w:tblW w:type="auto" w:w="0"/>
-        <w:jc w:val="center"/>
-        <w:tblLook w:firstColumn="1" w:firstRow="1" w:lastColumn="0" w:lastRow="0" w:noHBand="0" w:noVBand="1" w:val="04A0"/>
-      </w:tblPr>
-      <w:tblGrid>
-        <w:gridCol w:w="10080"/>
-      </w:tblGrid>
-      <w:tr>
-        <w:tc>
-          <w:tcPr>
-            <w:tcW w:type="dxa" w:w="10080"/>
-            <w:shd w:fill="FFF5F5"/>
-            <w:tcMar>
-              <w:top w:w="100" w:type="dxa"/>
-              <w:bottom w:w="100" w:type="dxa"/>
-              <w:left w:w="150" w:type="dxa"/>
-              <w:right w:w="150" w:type="dxa"/>
-            </w:tcMar>
-          </w:tcPr>
-          <w:p>
-            <w:r>
-              <w:rPr>
-                <w:b/>
-                <w:color w:val="C53030"/>
-                <w:sz w:val="19"/>
-              </w:rPr>
-              <w:t xml:space="preserve">⚠️ Common Trap / JEE Pitfall: </w:t>
-            </w:r>
-            <w:r>
-              <w:rPr>
-                <w:color w:val="2D3748"/>
-                <w:sz w:val="19"/>
-              </w:rPr>
-              <w:t>In an ellipse, the eccentric angle heta is measured on the auxiliary circle, NOT from the center to the point on the ellipse.</w:t>
-            </w:r>
-          </w:p>
-        </w:tc>
-      </w:tr>
-    </w:tbl>
-    <w:tbl>
-      <w:tblPr>
-        <w:tblW w:type="auto" w:w="0"/>
-        <w:jc w:val="center"/>
-        <w:tblLook w:firstColumn="1" w:firstRow="1" w:lastColumn="0" w:lastRow="0" w:noHBand="0" w:noVBand="1" w:val="04A0"/>
-      </w:tblPr>
-      <w:tblGrid>
-        <w:gridCol w:w="10080"/>
-      </w:tblGrid>
-      <w:tr>
-        <w:tc>
-          <w:tcPr>
-            <w:tcW w:type="dxa" w:w="10080"/>
-            <w:shd w:fill="F0FFF4"/>
-            <w:tcMar>
-              <w:top w:w="100" w:type="dxa"/>
-              <w:bottom w:w="100" w:type="dxa"/>
-              <w:left w:w="150" w:type="dxa"/>
-              <w:right w:w="150" w:type="dxa"/>
-            </w:tcMar>
-          </w:tcPr>
-          <w:p>
-            <w:r>
-              <w:rPr>
-                <w:b/>
-                <w:color w:val="276749"/>
-                <w:sz w:val="19"/>
-              </w:rPr>
-              <w:t xml:space="preserve">💡 Speed Hack / Trick: </w:t>
-            </w:r>
-            <w:r>
-              <w:rPr>
-                <w:color w:val="2D3748"/>
-                <w:sz w:val="19"/>
-              </w:rPr>
-              <w:t>Maximum area of a rectangle inscribed in an ellipse racx^2a^2 + racy^2b^2 = 1 is 2ab.</w:t>
-            </w:r>
-          </w:p>
-        </w:tc>
-      </w:tr>
-    </w:tbl>
-    <w:p>
-      <w:pPr>
-        <w:spacing w:before="120" w:after="40"/>
-      </w:pPr>
-      <w:r>
-        <w:rPr>
-          <w:b/>
-          <w:color w:val="1A365D"/>
-          <w:sz w:val="19"/>
-        </w:rPr>
-        <w:t>Source PYQs testing this concept:</w:t>
-      </w:r>
-    </w:p>
-    <w:p>
-      <w:pPr>
-        <w:pStyle w:val="ListBullet"/>
-        <w:spacing w:after="40"/>
-      </w:pPr>
-      <w:r>
-        <w:rPr>
-          <w:b/>
-          <w:sz w:val="18"/>
-        </w:rPr>
-        <w:t xml:space="preserve">[2025 Shift] Q#1 (MCQ): </w:t>
-      </w:r>
-      <w:r>
-        <w:rPr>
-          <w:sz w:val="18"/>
-        </w:rPr>
-        <w:t xml:space="preserve">"The length of the latus rectum of x^2+3y^2=12 is..."  </w:t>
-      </w:r>
-      <w:r>
-        <w:rPr>
-          <w:b/>
-          <w:color w:val="2B6CB0"/>
-          <w:sz w:val="18"/>
-        </w:rPr>
-        <w:t>[Ans: N/A]</w:t>
-      </w:r>
-    </w:p>
-    <w:p>
-      <w:pPr>
-        <w:pStyle w:val="ListBullet"/>
-        <w:spacing w:after="40"/>
-      </w:pPr>
-      <w:r>
-        <w:rPr>
-          <w:b/>
-          <w:sz w:val="18"/>
-        </w:rPr>
-        <w:t xml:space="preserve">[2021 Shift] Q#2 (MCQ): </w:t>
-      </w:r>
-      <w:r>
-        <w:rPr>
-          <w:sz w:val="18"/>
-        </w:rPr>
-        <w:t xml:space="preserve">"If the area of the ellipse is \fracx^225+\fracy^2λ^2=1 is 20π sq units, then λ is..."  </w:t>
       </w:r>
       <w:r>
         <w:rPr>
